--- a/DecalogoEtiquetadoEmociones.docx
+++ b/DecalogoEtiquetadoEmociones.docx
@@ -1,6 +1,6 @@
 
 <file path=word/document.xml><?xml version="1.0" encoding="utf-8"?>
-<w:document xmlns:wpc="http://schemas.microsoft.com/office/word/2010/wordprocessingCanvas" xmlns:cx="http://schemas.microsoft.com/office/drawing/2014/chartex" xmlns:cx1="http://schemas.microsoft.com/office/drawing/2015/9/8/chartex" xmlns:cx2="http://schemas.microsoft.com/office/drawing/2015/10/21/chartex" xmlns:cx3="http://schemas.microsoft.com/office/drawing/2016/5/9/chartex" xmlns:cx4="http://schemas.microsoft.com/office/drawing/2016/5/10/chartex" xmlns:cx5="http://schemas.microsoft.com/office/drawing/2016/5/11/chartex" xmlns:cx6="http://schemas.microsoft.com/office/drawing/2016/5/12/chartex" xmlns:cx7="http://schemas.microsoft.com/office/drawing/2016/5/13/chartex" xmlns:cx8="http://schemas.microsoft.com/office/drawing/2016/5/14/chartex" xmlns:mc="http://schemas.openxmlformats.org/markup-compatibility/2006" xmlns:aink="http://schemas.microsoft.com/office/drawing/2016/ink" xmlns:am3d="http://schemas.microsoft.com/office/drawing/2017/model3d" xmlns:o="urn:schemas-microsoft-com:office:office" xmlns:oel="http://schemas.microsoft.com/office/2019/extlst" xmlns:r="http://schemas.openxmlformats.org/officeDocument/2006/relationships" xmlns:m="http://schemas.openxmlformats.org/officeDocument/2006/math" xmlns:v="urn:schemas-microsoft-com:vml" xmlns:wp14="http://schemas.microsoft.com/office/word/2010/wordprocessingDrawing" xmlns:wp="http://schemas.openxmlformats.org/drawingml/2006/wordprocessingDrawing" xmlns:w10="urn:schemas-microsoft-com:office:word" xmlns:w="http://schemas.openxmlformats.org/wordprocessingml/2006/main" xmlns:w14="http://schemas.microsoft.com/office/word/2010/wordml" xmlns:w15="http://schemas.microsoft.com/office/word/2012/wordml" xmlns:w16cex="http://schemas.microsoft.com/office/word/2018/wordml/cex" xmlns:w16cid="http://schemas.microsoft.com/office/word/2016/wordml/cid" xmlns:w16="http://schemas.microsoft.com/office/word/2018/wordml" xmlns:w16du="http://schemas.microsoft.com/office/word/2023/wordml/word16du" xmlns:w16sdtdh="http://schemas.microsoft.com/office/word/2020/wordml/sdtdatahash" xmlns:w16se="http://schemas.microsoft.com/office/word/2015/wordml/symex" xmlns:wpg="http://schemas.microsoft.com/office/word/2010/wordprocessingGroup" xmlns:wpi="http://schemas.microsoft.com/office/word/2010/wordprocessingInk" xmlns:wne="http://schemas.microsoft.com/office/word/2006/wordml" xmlns:wps="http://schemas.microsoft.com/office/word/2010/wordprocessingShape" mc:Ignorable="w14 w15 w16se w16cid w16 w16cex w16sdtdh w16du wp14">
+<w:document xmlns:wpc="http://schemas.microsoft.com/office/word/2010/wordprocessingCanvas" xmlns:cx="http://schemas.microsoft.com/office/drawing/2014/chartex" xmlns:cx1="http://schemas.microsoft.com/office/drawing/2015/9/8/chartex" xmlns:cx2="http://schemas.microsoft.com/office/drawing/2015/10/21/chartex" xmlns:cx3="http://schemas.microsoft.com/office/drawing/2016/5/9/chartex" xmlns:cx4="http://schemas.microsoft.com/office/drawing/2016/5/10/chartex" xmlns:cx5="http://schemas.microsoft.com/office/drawing/2016/5/11/chartex" xmlns:cx6="http://schemas.microsoft.com/office/drawing/2016/5/12/chartex" xmlns:cx7="http://schemas.microsoft.com/office/drawing/2016/5/13/chartex" xmlns:cx8="http://schemas.microsoft.com/office/drawing/2016/5/14/chartex" xmlns:mc="http://schemas.openxmlformats.org/markup-compatibility/2006" xmlns:aink="http://schemas.microsoft.com/office/drawing/2016/ink" xmlns:am3d="http://schemas.microsoft.com/office/drawing/2017/model3d" xmlns:o="urn:schemas-microsoft-com:office:office" xmlns:oel="http://schemas.microsoft.com/office/2019/extlst" xmlns:r="http://schemas.openxmlformats.org/officeDocument/2006/relationships" xmlns:m="http://schemas.openxmlformats.org/officeDocument/2006/math" xmlns:v="urn:schemas-microsoft-com:vml" xmlns:wp14="http://schemas.microsoft.com/office/word/2010/wordprocessingDrawing" xmlns:wp="http://schemas.openxmlformats.org/drawingml/2006/wordprocessingDrawing" xmlns:w10="urn:schemas-microsoft-com:office:word" xmlns:w="http://schemas.openxmlformats.org/wordprocessingml/2006/main" xmlns:w14="http://schemas.microsoft.com/office/word/2010/wordml" xmlns:w15="http://schemas.microsoft.com/office/word/2012/wordml" xmlns:w16cex="http://schemas.microsoft.com/office/word/2018/wordml/cex" xmlns:w16cid="http://schemas.microsoft.com/office/word/2016/wordml/cid" xmlns:w16="http://schemas.microsoft.com/office/word/2018/wordml" xmlns:w16sdtdh="http://schemas.microsoft.com/office/word/2020/wordml/sdtdatahash" xmlns:w16se="http://schemas.microsoft.com/office/word/2015/wordml/symex" xmlns:wpg="http://schemas.microsoft.com/office/word/2010/wordprocessingGroup" xmlns:wpi="http://schemas.microsoft.com/office/word/2010/wordprocessingInk" xmlns:wne="http://schemas.microsoft.com/office/word/2006/wordml" xmlns:wps="http://schemas.microsoft.com/office/word/2010/wordprocessingShape" mc:Ignorable="w14 w15 w16se w16cid w16 w16cex w16sdtdh wp14">
   <w:body>
     <w:p>
       <w:pPr>
@@ -863,6 +863,7 @@
           <w:u w:val="single"/>
           <w:lang w:val="es-ES"/>
         </w:rPr>
+        <w:lastRenderedPageBreak/>
         <w:t>Neutral</w:t>
       </w:r>
       <w:r>
@@ -960,6 +961,184 @@
           <w:lang w:val="es-ES"/>
         </w:rPr>
       </w:pPr>
+    </w:p>
+    <w:p>
+      <w:pPr>
+        <w:pStyle w:val="Normal1"/>
+        <w:jc w:val="both"/>
+        <w:rPr>
+          <w:rFonts w:ascii="Times New Roman" w:eastAsia="Times New Roman" w:hAnsi="Times New Roman" w:cs="Times New Roman"/>
+          <w:b/>
+          <w:bCs/>
+          <w:color w:val="000000" w:themeColor="text1"/>
+        </w:rPr>
+      </w:pPr>
+      <w:r>
+        <w:rPr>
+          <w:rFonts w:ascii="Times New Roman" w:eastAsia="Times New Roman" w:hAnsi="Times New Roman" w:cs="Times New Roman"/>
+          <w:b/>
+          <w:bCs/>
+          <w:color w:val="000000" w:themeColor="text1"/>
+        </w:rPr>
+        <w:t>References</w:t>
+      </w:r>
+    </w:p>
+    <w:p>
+      <w:pPr>
+        <w:pStyle w:val="Normal1"/>
+        <w:jc w:val="both"/>
+        <w:rPr>
+          <w:rFonts w:ascii="Times New Roman" w:eastAsia="Times New Roman" w:hAnsi="Times New Roman" w:cs="Times New Roman"/>
+          <w:color w:val="000000" w:themeColor="text1"/>
+        </w:rPr>
+      </w:pPr>
+      <w:r>
+        <w:rPr>
+          <w:rFonts w:ascii="Times New Roman" w:eastAsia="Times New Roman" w:hAnsi="Times New Roman" w:cs="Times New Roman"/>
+          <w:color w:val="000000" w:themeColor="text1"/>
+        </w:rPr>
+        <w:t xml:space="preserve">Ekman P. 2004. What we become emotional about. In: </w:t>
+      </w:r>
+      <w:proofErr w:type="spellStart"/>
+      <w:r>
+        <w:rPr>
+          <w:rFonts w:ascii="Times New Roman" w:eastAsia="Times New Roman" w:hAnsi="Times New Roman" w:cs="Times New Roman"/>
+          <w:color w:val="000000" w:themeColor="text1"/>
+        </w:rPr>
+        <w:t>Manstead</w:t>
+      </w:r>
+      <w:proofErr w:type="spellEnd"/>
+      <w:r>
+        <w:rPr>
+          <w:rFonts w:ascii="Times New Roman" w:eastAsia="Times New Roman" w:hAnsi="Times New Roman" w:cs="Times New Roman"/>
+          <w:color w:val="000000" w:themeColor="text1"/>
+        </w:rPr>
+        <w:t xml:space="preserve"> ASR, </w:t>
+      </w:r>
+      <w:proofErr w:type="spellStart"/>
+      <w:r>
+        <w:rPr>
+          <w:rFonts w:ascii="Times New Roman" w:eastAsia="Times New Roman" w:hAnsi="Times New Roman" w:cs="Times New Roman"/>
+          <w:color w:val="000000" w:themeColor="text1"/>
+        </w:rPr>
+        <w:t>Frijda</w:t>
+      </w:r>
+      <w:proofErr w:type="spellEnd"/>
+      <w:r>
+        <w:rPr>
+          <w:rFonts w:ascii="Times New Roman" w:eastAsia="Times New Roman" w:hAnsi="Times New Roman" w:cs="Times New Roman"/>
+          <w:color w:val="000000" w:themeColor="text1"/>
+        </w:rPr>
+        <w:t xml:space="preserve"> N, &amp; Fischer A. Feelings and emotions: The Amsterdam symposium. New York: Oxford University Press, 119-135.</w:t>
+      </w:r>
+    </w:p>
+    <w:p>
+      <w:pPr>
+        <w:spacing w:line="257" w:lineRule="auto"/>
+        <w:rPr>
+          <w:rFonts w:ascii="Times New Roman" w:eastAsia="Times New Roman" w:hAnsi="Times New Roman" w:cs="Times New Roman"/>
+          <w:lang w:val="en-US"/>
+        </w:rPr>
+      </w:pPr>
+      <w:r>
+        <w:rPr>
+          <w:rFonts w:ascii="Times New Roman" w:eastAsia="Times New Roman" w:hAnsi="Times New Roman" w:cs="Times New Roman"/>
+          <w:color w:val="000000" w:themeColor="text1"/>
+          <w:sz w:val="22"/>
+          <w:szCs w:val="22"/>
+          <w:lang w:val="en-GB"/>
+        </w:rPr>
+        <w:t xml:space="preserve">Fredrickson BL. 2013. Positive emotions broaden and build. In Advances in experimental social psychology. </w:t>
+      </w:r>
+      <w:r>
+        <w:rPr>
+          <w:rFonts w:ascii="Times New Roman" w:eastAsia="Times New Roman" w:hAnsi="Times New Roman" w:cs="Times New Roman"/>
+          <w:i/>
+          <w:iCs/>
+          <w:color w:val="000000" w:themeColor="text1"/>
+          <w:sz w:val="22"/>
+          <w:szCs w:val="22"/>
+          <w:lang w:val="en-GB"/>
+        </w:rPr>
+        <w:t>Academic Press</w:t>
+      </w:r>
+      <w:r>
+        <w:rPr>
+          <w:rFonts w:ascii="Times New Roman" w:eastAsia="Times New Roman" w:hAnsi="Times New Roman" w:cs="Times New Roman"/>
+          <w:color w:val="000000" w:themeColor="text1"/>
+          <w:sz w:val="22"/>
+          <w:szCs w:val="22"/>
+          <w:lang w:val="en-GB"/>
+        </w:rPr>
+        <w:t xml:space="preserve"> 47:1-53 DOI: 10.1016/B978-0-12-407236-7.00001-2. </w:t>
+      </w:r>
+      <w:r>
+        <w:rPr>
+          <w:rFonts w:ascii="Times New Roman" w:eastAsia="Times New Roman" w:hAnsi="Times New Roman" w:cs="Times New Roman"/>
+          <w:lang w:val="en-US"/>
+        </w:rPr>
+        <w:t xml:space="preserve"> </w:t>
+      </w:r>
+    </w:p>
+    <w:p>
+      <w:pPr>
+        <w:spacing w:line="257" w:lineRule="auto"/>
+        <w:rPr>
+          <w:rFonts w:ascii="Times New Roman" w:eastAsia="Times New Roman" w:hAnsi="Times New Roman" w:cs="Times New Roman"/>
+          <w:lang w:val="en-US"/>
+        </w:rPr>
+      </w:pPr>
+      <w:proofErr w:type="spellStart"/>
+      <w:r>
+        <w:rPr>
+          <w:rFonts w:ascii="Times New Roman" w:eastAsia="Times New Roman" w:hAnsi="Times New Roman" w:cs="Times New Roman"/>
+          <w:color w:val="000000" w:themeColor="text1"/>
+          <w:sz w:val="22"/>
+          <w:szCs w:val="22"/>
+          <w:lang w:val="en-GB"/>
+        </w:rPr>
+        <w:t>Plutchik</w:t>
+      </w:r>
+      <w:proofErr w:type="spellEnd"/>
+      <w:r>
+        <w:rPr>
+          <w:rFonts w:ascii="Times New Roman" w:eastAsia="Times New Roman" w:hAnsi="Times New Roman" w:cs="Times New Roman"/>
+          <w:color w:val="000000" w:themeColor="text1"/>
+          <w:sz w:val="22"/>
+          <w:szCs w:val="22"/>
+          <w:lang w:val="en-GB"/>
+        </w:rPr>
+        <w:t xml:space="preserve"> R. 2001. The nature of emotions: Human emotions have deep evolutionary roots, a fact that may explain their complexity and provide tools for clinical practice. </w:t>
+      </w:r>
+      <w:r>
+        <w:rPr>
+          <w:rFonts w:ascii="Times New Roman" w:eastAsia="Times New Roman" w:hAnsi="Times New Roman" w:cs="Times New Roman"/>
+          <w:i/>
+          <w:iCs/>
+          <w:color w:val="000000" w:themeColor="text1"/>
+          <w:sz w:val="22"/>
+          <w:szCs w:val="22"/>
+          <w:lang w:val="en-GB"/>
+        </w:rPr>
+        <w:t>American scientist</w:t>
+      </w:r>
+      <w:r>
+        <w:rPr>
+          <w:rFonts w:ascii="Times New Roman" w:eastAsia="Times New Roman" w:hAnsi="Times New Roman" w:cs="Times New Roman"/>
+          <w:color w:val="000000" w:themeColor="text1"/>
+          <w:sz w:val="22"/>
+          <w:szCs w:val="22"/>
+          <w:lang w:val="en-GB"/>
+        </w:rPr>
+        <w:t xml:space="preserve"> 89(4):344-350. </w:t>
+      </w:r>
+      <w:r>
+        <w:rPr>
+          <w:rFonts w:ascii="Times New Roman" w:eastAsia="Times New Roman" w:hAnsi="Times New Roman" w:cs="Times New Roman"/>
+          <w:lang w:val="en-US"/>
+        </w:rPr>
+        <w:t xml:space="preserve"> </w:t>
+      </w:r>
     </w:p>
     <w:p/>
     <w:sectPr>
@@ -973,7 +1152,7 @@
 </file>
 
 <file path=word/numbering.xml><?xml version="1.0" encoding="utf-8"?>
-<w:numbering xmlns:wpc="http://schemas.microsoft.com/office/word/2010/wordprocessingCanvas" xmlns:cx="http://schemas.microsoft.com/office/drawing/2014/chartex" xmlns:cx1="http://schemas.microsoft.com/office/drawing/2015/9/8/chartex" xmlns:cx2="http://schemas.microsoft.com/office/drawing/2015/10/21/chartex" xmlns:cx3="http://schemas.microsoft.com/office/drawing/2016/5/9/chartex" xmlns:cx4="http://schemas.microsoft.com/office/drawing/2016/5/10/chartex" xmlns:cx5="http://schemas.microsoft.com/office/drawing/2016/5/11/chartex" xmlns:cx6="http://schemas.microsoft.com/office/drawing/2016/5/12/chartex" xmlns:cx7="http://schemas.microsoft.com/office/drawing/2016/5/13/chartex" xmlns:cx8="http://schemas.microsoft.com/office/drawing/2016/5/14/chartex" xmlns:mc="http://schemas.openxmlformats.org/markup-compatibility/2006" xmlns:aink="http://schemas.microsoft.com/office/drawing/2016/ink" xmlns:am3d="http://schemas.microsoft.com/office/drawing/2017/model3d" xmlns:o="urn:schemas-microsoft-com:office:office" xmlns:oel="http://schemas.microsoft.com/office/2019/extlst" xmlns:r="http://schemas.openxmlformats.org/officeDocument/2006/relationships" xmlns:m="http://schemas.openxmlformats.org/officeDocument/2006/math" xmlns:v="urn:schemas-microsoft-com:vml" xmlns:wp14="http://schemas.microsoft.com/office/word/2010/wordprocessingDrawing" xmlns:wp="http://schemas.openxmlformats.org/drawingml/2006/wordprocessingDrawing" xmlns:w10="urn:schemas-microsoft-com:office:word" xmlns:w="http://schemas.openxmlformats.org/wordprocessingml/2006/main" xmlns:w14="http://schemas.microsoft.com/office/word/2010/wordml" xmlns:w15="http://schemas.microsoft.com/office/word/2012/wordml" xmlns:w16cex="http://schemas.microsoft.com/office/word/2018/wordml/cex" xmlns:w16cid="http://schemas.microsoft.com/office/word/2016/wordml/cid" xmlns:w16="http://schemas.microsoft.com/office/word/2018/wordml" xmlns:w16du="http://schemas.microsoft.com/office/word/2023/wordml/word16du" xmlns:w16sdtdh="http://schemas.microsoft.com/office/word/2020/wordml/sdtdatahash" xmlns:w16se="http://schemas.microsoft.com/office/word/2015/wordml/symex" xmlns:wpg="http://schemas.microsoft.com/office/word/2010/wordprocessingGroup" xmlns:wpi="http://schemas.microsoft.com/office/word/2010/wordprocessingInk" xmlns:wne="http://schemas.microsoft.com/office/word/2006/wordml" xmlns:wps="http://schemas.microsoft.com/office/word/2010/wordprocessingShape" mc:Ignorable="w14 w15 w16se w16cid w16 w16cex w16sdtdh w16du wp14">
+<w:numbering xmlns:wpc="http://schemas.microsoft.com/office/word/2010/wordprocessingCanvas" xmlns:cx="http://schemas.microsoft.com/office/drawing/2014/chartex" xmlns:cx1="http://schemas.microsoft.com/office/drawing/2015/9/8/chartex" xmlns:cx2="http://schemas.microsoft.com/office/drawing/2015/10/21/chartex" xmlns:cx3="http://schemas.microsoft.com/office/drawing/2016/5/9/chartex" xmlns:cx4="http://schemas.microsoft.com/office/drawing/2016/5/10/chartex" xmlns:cx5="http://schemas.microsoft.com/office/drawing/2016/5/11/chartex" xmlns:cx6="http://schemas.microsoft.com/office/drawing/2016/5/12/chartex" xmlns:cx7="http://schemas.microsoft.com/office/drawing/2016/5/13/chartex" xmlns:cx8="http://schemas.microsoft.com/office/drawing/2016/5/14/chartex" xmlns:mc="http://schemas.openxmlformats.org/markup-compatibility/2006" xmlns:aink="http://schemas.microsoft.com/office/drawing/2016/ink" xmlns:am3d="http://schemas.microsoft.com/office/drawing/2017/model3d" xmlns:o="urn:schemas-microsoft-com:office:office" xmlns:oel="http://schemas.microsoft.com/office/2019/extlst" xmlns:r="http://schemas.openxmlformats.org/officeDocument/2006/relationships" xmlns:m="http://schemas.openxmlformats.org/officeDocument/2006/math" xmlns:v="urn:schemas-microsoft-com:vml" xmlns:wp14="http://schemas.microsoft.com/office/word/2010/wordprocessingDrawing" xmlns:wp="http://schemas.openxmlformats.org/drawingml/2006/wordprocessingDrawing" xmlns:w10="urn:schemas-microsoft-com:office:word" xmlns:w="http://schemas.openxmlformats.org/wordprocessingml/2006/main" xmlns:w14="http://schemas.microsoft.com/office/word/2010/wordml" xmlns:w15="http://schemas.microsoft.com/office/word/2012/wordml" xmlns:w16cex="http://schemas.microsoft.com/office/word/2018/wordml/cex" xmlns:w16cid="http://schemas.microsoft.com/office/word/2016/wordml/cid" xmlns:w16="http://schemas.microsoft.com/office/word/2018/wordml" xmlns:w16sdtdh="http://schemas.microsoft.com/office/word/2020/wordml/sdtdatahash" xmlns:w16se="http://schemas.microsoft.com/office/word/2015/wordml/symex" xmlns:wpg="http://schemas.microsoft.com/office/word/2010/wordprocessingGroup" xmlns:wpi="http://schemas.microsoft.com/office/word/2010/wordprocessingInk" xmlns:wne="http://schemas.microsoft.com/office/word/2006/wordml" xmlns:wps="http://schemas.microsoft.com/office/word/2010/wordprocessingShape" mc:Ignorable="w14 w15 w16se w16cid w16 w16cex w16sdtdh wp14">
   <w:abstractNum w:abstractNumId="0" w15:restartNumberingAfterBreak="0">
     <w:nsid w:val="0C932344"/>
     <w:multiLevelType w:val="multilevel"/>
@@ -1278,7 +1457,7 @@
 </file>
 
 <file path=word/styles.xml><?xml version="1.0" encoding="utf-8"?>
-<w:styles xmlns:mc="http://schemas.openxmlformats.org/markup-compatibility/2006" xmlns:r="http://schemas.openxmlformats.org/officeDocument/2006/relationships" xmlns:w="http://schemas.openxmlformats.org/wordprocessingml/2006/main" xmlns:w14="http://schemas.microsoft.com/office/word/2010/wordml" xmlns:w15="http://schemas.microsoft.com/office/word/2012/wordml" xmlns:w16cex="http://schemas.microsoft.com/office/word/2018/wordml/cex" xmlns:w16cid="http://schemas.microsoft.com/office/word/2016/wordml/cid" xmlns:w16="http://schemas.microsoft.com/office/word/2018/wordml" xmlns:w16du="http://schemas.microsoft.com/office/word/2023/wordml/word16du" xmlns:w16sdtdh="http://schemas.microsoft.com/office/word/2020/wordml/sdtdatahash" xmlns:w16se="http://schemas.microsoft.com/office/word/2015/wordml/symex" mc:Ignorable="w14 w15 w16se w16cid w16 w16cex w16sdtdh w16du">
+<w:styles xmlns:mc="http://schemas.openxmlformats.org/markup-compatibility/2006" xmlns:r="http://schemas.openxmlformats.org/officeDocument/2006/relationships" xmlns:w="http://schemas.openxmlformats.org/wordprocessingml/2006/main" xmlns:w14="http://schemas.microsoft.com/office/word/2010/wordml" xmlns:w15="http://schemas.microsoft.com/office/word/2012/wordml" xmlns:w16cex="http://schemas.microsoft.com/office/word/2018/wordml/cex" xmlns:w16cid="http://schemas.microsoft.com/office/word/2016/wordml/cid" xmlns:w16="http://schemas.microsoft.com/office/word/2018/wordml" xmlns:w16sdtdh="http://schemas.microsoft.com/office/word/2020/wordml/sdtdatahash" xmlns:w16se="http://schemas.microsoft.com/office/word/2015/wordml/symex" mc:Ignorable="w14 w15 w16se w16cid w16 w16cex w16sdtdh">
   <w:docDefaults>
     <w:rPrDefault>
       <w:rPr>
@@ -1673,14 +1852,18 @@
   <w:style w:type="paragraph" w:default="1" w:styleId="Normal">
     <w:name w:val="Normal"/>
     <w:qFormat/>
+    <w:rsid w:val="001D74A1"/>
+    <w:pPr>
+      <w:spacing w:after="160" w:line="278" w:lineRule="auto"/>
+    </w:pPr>
   </w:style>
-  <w:style w:type="character" w:default="1" w:styleId="DefaultParagraphFont">
+  <w:style w:type="character" w:default="1" w:styleId="Fuentedeprrafopredeter">
     <w:name w:val="Default Paragraph Font"/>
     <w:uiPriority w:val="1"/>
     <w:semiHidden/>
     <w:unhideWhenUsed/>
   </w:style>
-  <w:style w:type="table" w:default="1" w:styleId="TableNormal">
+  <w:style w:type="table" w:default="1" w:styleId="Tablanormal">
     <w:name w:val="Normal Table"/>
     <w:uiPriority w:val="99"/>
     <w:semiHidden/>
@@ -1695,7 +1878,7 @@
       </w:tblCellMar>
     </w:tblPr>
   </w:style>
-  <w:style w:type="numbering" w:default="1" w:styleId="NoList">
+  <w:style w:type="numbering" w:default="1" w:styleId="Sinlista">
     <w:name w:val="No List"/>
     <w:uiPriority w:val="99"/>
     <w:semiHidden/>
